--- a/System Proposal - Financial Transparency and Student Academic Portal.docx
+++ b/System Proposal - Financial Transparency and Student Academic Portal.docx
@@ -1404,7 +1404,7 @@
           <w:color w:val="222222"/>
           <w:sz w:val="19"/>
         </w:rPr>
-        <w:t>Because the core system architecture is fully pre-built and operational, the adopting institution incurs ZERO software custom-development costs. The itemized budget below represents a turnkey deployment package spanning configuration, database migration, training, and a 1-year maintenance SLA.</w:t>
+        <w:t>Because the core system architecture is fully pre-built and operational, the adopting institution incurs ZERO software custom-development costs. The itemized budget below presents the turnkey deployment package in detail: each of the four cost components is broken down into its constituent deliverables, with the corresponding scope of work and amount, so that the institution can verify exactly what is included at every stage. The package spans institutional configuration, database provisioning and data migration, role-based training and documentation, and security hardening with post-deployment support.</w:t>
       </w:r>
     </w:p>
     <w:tbl>
@@ -1427,6 +1427,7 @@
       <w:tr>
         <w:trPr>
           <w:jc w:val="center"/>
+          <w:tblHeader w:val="true"/>
         </w:trPr>
         <w:tc>
           <w:tcPr>
@@ -1529,12 +1530,12 @@
             </w:pPr>
             <w:r>
               <w:rPr>
-                <w:rFonts w:ascii="Calibri" w:hAnsi="Calibri"/>
+                <w:rFonts w:ascii="Calibri" w:hAnsi="Calibri" w:cs="Calibri"/>
                 <w:b/>
                 <w:color w:val="1B365D"/>
                 <w:sz w:val="17"/>
               </w:rPr>
-              <w:t>1. System Branding &amp; Configuration</w:t>
+              <w:t>1. System Branding &amp; Institutional Configuration</w:t>
             </w:r>
           </w:p>
         </w:tc>
@@ -1555,11 +1556,12 @@
             </w:pPr>
             <w:r>
               <w:rPr>
-                <w:rFonts w:ascii="Calibri" w:hAnsi="Calibri"/>
+                <w:rFonts w:ascii="Calibri" w:hAnsi="Calibri" w:cs="Calibri"/>
+                <w:b w:val="0"/>
                 <w:color w:val="222222"/>
                 <w:sz w:val="17"/>
               </w:rPr>
-              <w:t>Customization of institutional branding (school logo, seal, official letterhead banners), email domain lock setup (@cjc.edu.ph), and SMTP mail server integration.</w:t>
+              <w:t>Institutional identity, domain and mail configuration, and interface alignment.</w:t>
             </w:r>
           </w:p>
         </w:tc>
@@ -1581,19 +1583,12 @@
             </w:pPr>
             <w:r>
               <w:rPr>
-                <w:rFonts w:ascii="Calibri" w:hAnsi="Calibri"/>
-                <w:color w:val="222222"/>
+                <w:rFonts w:ascii="Calibri" w:hAnsi="Calibri" w:cs="Calibri"/>
+                <w:b/>
+                <w:color w:val="1B365D"/>
                 <w:sz w:val="17"/>
               </w:rPr>
-              <w:t>₱</w:t>
-            </w:r>
-            <w:r>
-              <w:rPr>
-                <w:rFonts w:ascii="Calibri" w:hAnsi="Calibri"/>
-                <w:color w:val="222222"/>
-                <w:sz w:val="17"/>
-              </w:rPr>
-              <w:t>4,500.00</w:t>
+              <w:t>₱4,500.00</w:t>
             </w:r>
           </w:p>
         </w:tc>
@@ -1619,12 +1614,12 @@
             </w:pPr>
             <w:r>
               <w:rPr>
-                <w:rFonts w:ascii="Calibri" w:hAnsi="Calibri"/>
-                <w:b/>
+                <w:rFonts w:ascii="Calibri" w:hAnsi="Calibri" w:cs="Calibri"/>
+                <w:b w:val="0"/>
                 <w:color w:val="1B365D"/>
                 <w:sz w:val="17"/>
               </w:rPr>
-              <w:t>2. Database Setup &amp; Roster Migration</w:t>
+              <w:t>1.1  Institutional branding pack</w:t>
             </w:r>
           </w:p>
         </w:tc>
@@ -1645,11 +1640,12 @@
             </w:pPr>
             <w:r>
               <w:rPr>
-                <w:rFonts w:ascii="Calibri" w:hAnsi="Calibri"/>
+                <w:rFonts w:ascii="Calibri" w:hAnsi="Calibri" w:cs="Calibri"/>
+                <w:b w:val="0"/>
                 <w:color w:val="222222"/>
                 <w:sz w:val="17"/>
               </w:rPr>
-              <w:t>Supabase PostgreSQL cloud instance provisioning, database schema migration execution (32 migration files), student roster CSV import, and curriculum prospectus encoding.</w:t>
+              <w:t>Processing of the institutional logo and seal, generation of favicon and mobile home-screen icons, and configuration of the application name and manifest.</w:t>
             </w:r>
           </w:p>
         </w:tc>
@@ -1671,19 +1667,348 @@
             </w:pPr>
             <w:r>
               <w:rPr>
-                <w:rFonts w:ascii="Calibri" w:hAnsi="Calibri"/>
+                <w:rFonts w:ascii="Calibri" w:hAnsi="Calibri" w:cs="Calibri"/>
+                <w:b w:val="0"/>
                 <w:color w:val="222222"/>
                 <w:sz w:val="17"/>
               </w:rPr>
-              <w:t>₱</w:t>
+              <w:t>₱1,000.00</w:t>
             </w:r>
+          </w:p>
+        </w:tc>
+      </w:tr>
+      <w:tr>
+        <w:trPr>
+          <w:jc w:val="center"/>
+        </w:trPr>
+        <w:tc>
+          <w:tcPr>
+            <w:tcW w:w="2160" w:type="dxa"/>
+            <w:shd w:val="clear" w:color="auto" w:fill="FFFFFF"/>
+            <w:tcMar>
+              <w:top w:w="65" w:type="dxa"/>
+              <w:left w:w="90" w:type="dxa"/>
+              <w:bottom w:w="65" w:type="dxa"/>
+              <w:right w:w="90" w:type="dxa"/>
+            </w:tcMar>
+          </w:tcPr>
+          <w:p>
+            <w:pPr>
+              <w:spacing w:after="0" w:line="259" w:lineRule="auto"/>
+            </w:pPr>
             <w:r>
               <w:rPr>
-                <w:rFonts w:ascii="Calibri" w:hAnsi="Calibri"/>
+                <w:rFonts w:ascii="Calibri" w:hAnsi="Calibri" w:cs="Calibri"/>
+                <w:b w:val="0"/>
+                <w:color w:val="1B365D"/>
+                <w:sz w:val="17"/>
+              </w:rPr>
+              <w:t>1.2  Document letterhead integration</w:t>
+            </w:r>
+          </w:p>
+        </w:tc>
+        <w:tc>
+          <w:tcPr>
+            <w:tcW w:w="6048" w:type="dxa"/>
+            <w:shd w:val="clear" w:color="auto" w:fill="FFFFFF"/>
+            <w:tcMar>
+              <w:top w:w="65" w:type="dxa"/>
+              <w:left w:w="90" w:type="dxa"/>
+              <w:bottom w:w="65" w:type="dxa"/>
+              <w:right w:w="90" w:type="dxa"/>
+            </w:tcMar>
+          </w:tcPr>
+          <w:p>
+            <w:pPr>
+              <w:spacing w:after="0" w:line="259" w:lineRule="auto"/>
+            </w:pPr>
+            <w:r>
+              <w:rPr>
+                <w:rFonts w:ascii="Calibri" w:hAnsi="Calibri" w:cs="Calibri"/>
+                <w:b w:val="0"/>
                 <w:color w:val="222222"/>
                 <w:sz w:val="17"/>
               </w:rPr>
-              <w:t>5,000.00</w:t>
+              <w:t>Integration of the institutional letterhead banner, seal footer, and signature blocks into system-generated documents, including standing reports and transcripts.</w:t>
+            </w:r>
+          </w:p>
+        </w:tc>
+        <w:tc>
+          <w:tcPr>
+            <w:tcW w:w="1872" w:type="dxa"/>
+            <w:shd w:val="clear" w:color="auto" w:fill="FFFFFF"/>
+            <w:tcMar>
+              <w:top w:w="65" w:type="dxa"/>
+              <w:left w:w="90" w:type="dxa"/>
+              <w:bottom w:w="65" w:type="dxa"/>
+              <w:right w:w="90" w:type="dxa"/>
+            </w:tcMar>
+          </w:tcPr>
+          <w:p>
+            <w:pPr>
+              <w:spacing w:after="0" w:line="259" w:lineRule="auto"/>
+              <w:jc w:val="right"/>
+            </w:pPr>
+            <w:r>
+              <w:rPr>
+                <w:rFonts w:ascii="Calibri" w:hAnsi="Calibri" w:cs="Calibri"/>
+                <w:b w:val="0"/>
+                <w:color w:val="222222"/>
+                <w:sz w:val="17"/>
+              </w:rPr>
+              <w:t>₱1,000.00</w:t>
+            </w:r>
+          </w:p>
+        </w:tc>
+      </w:tr>
+      <w:tr>
+        <w:trPr>
+          <w:jc w:val="center"/>
+        </w:trPr>
+        <w:tc>
+          <w:tcPr>
+            <w:tcW w:w="2160" w:type="dxa"/>
+            <w:shd w:val="clear" w:color="auto" w:fill="FFFFFF"/>
+            <w:tcMar>
+              <w:top w:w="65" w:type="dxa"/>
+              <w:left w:w="90" w:type="dxa"/>
+              <w:bottom w:w="65" w:type="dxa"/>
+              <w:right w:w="90" w:type="dxa"/>
+            </w:tcMar>
+          </w:tcPr>
+          <w:p>
+            <w:pPr>
+              <w:spacing w:after="0" w:line="259" w:lineRule="auto"/>
+            </w:pPr>
+            <w:r>
+              <w:rPr>
+                <w:rFonts w:ascii="Calibri" w:hAnsi="Calibri" w:cs="Calibri"/>
+                <w:b w:val="0"/>
+                <w:color w:val="1B365D"/>
+                <w:sz w:val="17"/>
+              </w:rPr>
+              <w:t>1.3  Student email domain lock</w:t>
+            </w:r>
+          </w:p>
+        </w:tc>
+        <w:tc>
+          <w:tcPr>
+            <w:tcW w:w="6048" w:type="dxa"/>
+            <w:shd w:val="clear" w:color="auto" w:fill="FFFFFF"/>
+            <w:tcMar>
+              <w:top w:w="65" w:type="dxa"/>
+              <w:left w:w="90" w:type="dxa"/>
+              <w:bottom w:w="65" w:type="dxa"/>
+              <w:right w:w="90" w:type="dxa"/>
+            </w:tcMar>
+          </w:tcPr>
+          <w:p>
+            <w:pPr>
+              <w:spacing w:after="0" w:line="259" w:lineRule="auto"/>
+            </w:pPr>
+            <w:r>
+              <w:rPr>
+                <w:rFonts w:ascii="Calibri" w:hAnsi="Calibri" w:cs="Calibri"/>
+                <w:b w:val="0"/>
+                <w:color w:val="222222"/>
+                <w:sz w:val="17"/>
+              </w:rPr>
+              <w:t>Configuration of registration restriction to the institutional email domain, enforced at both the authentication provider and the database level.</w:t>
+            </w:r>
+          </w:p>
+        </w:tc>
+        <w:tc>
+          <w:tcPr>
+            <w:tcW w:w="1872" w:type="dxa"/>
+            <w:shd w:val="clear" w:color="auto" w:fill="FFFFFF"/>
+            <w:tcMar>
+              <w:top w:w="65" w:type="dxa"/>
+              <w:left w:w="90" w:type="dxa"/>
+              <w:bottom w:w="65" w:type="dxa"/>
+              <w:right w:w="90" w:type="dxa"/>
+            </w:tcMar>
+          </w:tcPr>
+          <w:p>
+            <w:pPr>
+              <w:spacing w:after="0" w:line="259" w:lineRule="auto"/>
+              <w:jc w:val="right"/>
+            </w:pPr>
+            <w:r>
+              <w:rPr>
+                <w:rFonts w:ascii="Calibri" w:hAnsi="Calibri" w:cs="Calibri"/>
+                <w:b w:val="0"/>
+                <w:color w:val="222222"/>
+                <w:sz w:val="17"/>
+              </w:rPr>
+              <w:t>₱750.00</w:t>
+            </w:r>
+          </w:p>
+        </w:tc>
+      </w:tr>
+      <w:tr>
+        <w:trPr>
+          <w:jc w:val="center"/>
+        </w:trPr>
+        <w:tc>
+          <w:tcPr>
+            <w:tcW w:w="2160" w:type="dxa"/>
+            <w:shd w:val="clear" w:color="auto" w:fill="FFFFFF"/>
+            <w:tcMar>
+              <w:top w:w="65" w:type="dxa"/>
+              <w:left w:w="90" w:type="dxa"/>
+              <w:bottom w:w="65" w:type="dxa"/>
+              <w:right w:w="90" w:type="dxa"/>
+            </w:tcMar>
+          </w:tcPr>
+          <w:p>
+            <w:pPr>
+              <w:spacing w:after="0" w:line="259" w:lineRule="auto"/>
+            </w:pPr>
+            <w:r>
+              <w:rPr>
+                <w:rFonts w:ascii="Calibri" w:hAnsi="Calibri" w:cs="Calibri"/>
+                <w:b w:val="0"/>
+                <w:color w:val="1B365D"/>
+                <w:sz w:val="17"/>
+              </w:rPr>
+              <w:t>1.4  Transactional email setup</w:t>
+            </w:r>
+          </w:p>
+        </w:tc>
+        <w:tc>
+          <w:tcPr>
+            <w:tcW w:w="6048" w:type="dxa"/>
+            <w:shd w:val="clear" w:color="auto" w:fill="FFFFFF"/>
+            <w:tcMar>
+              <w:top w:w="65" w:type="dxa"/>
+              <w:left w:w="90" w:type="dxa"/>
+              <w:bottom w:w="65" w:type="dxa"/>
+              <w:right w:w="90" w:type="dxa"/>
+            </w:tcMar>
+          </w:tcPr>
+          <w:p>
+            <w:pPr>
+              <w:spacing w:after="0" w:line="259" w:lineRule="auto"/>
+            </w:pPr>
+            <w:r>
+              <w:rPr>
+                <w:rFonts w:ascii="Calibri" w:hAnsi="Calibri" w:cs="Calibri"/>
+                <w:b w:val="0"/>
+                <w:color w:val="222222"/>
+                <w:sz w:val="17"/>
+              </w:rPr>
+              <w:t>Verification of the institutional sending domain (SPF and DKIM records) and configuration of branded notification templates for account approval, load status, and activity notices.</w:t>
+            </w:r>
+          </w:p>
+        </w:tc>
+        <w:tc>
+          <w:tcPr>
+            <w:tcW w:w="1872" w:type="dxa"/>
+            <w:shd w:val="clear" w:color="auto" w:fill="FFFFFF"/>
+            <w:tcMar>
+              <w:top w:w="65" w:type="dxa"/>
+              <w:left w:w="90" w:type="dxa"/>
+              <w:bottom w:w="65" w:type="dxa"/>
+              <w:right w:w="90" w:type="dxa"/>
+            </w:tcMar>
+          </w:tcPr>
+          <w:p>
+            <w:pPr>
+              <w:spacing w:after="0" w:line="259" w:lineRule="auto"/>
+              <w:jc w:val="right"/>
+            </w:pPr>
+            <w:r>
+              <w:rPr>
+                <w:rFonts w:ascii="Calibri" w:hAnsi="Calibri" w:cs="Calibri"/>
+                <w:b w:val="0"/>
+                <w:color w:val="222222"/>
+                <w:sz w:val="17"/>
+              </w:rPr>
+              <w:t>₱750.00</w:t>
+            </w:r>
+          </w:p>
+        </w:tc>
+      </w:tr>
+      <w:tr>
+        <w:trPr>
+          <w:jc w:val="center"/>
+        </w:trPr>
+        <w:tc>
+          <w:tcPr>
+            <w:tcW w:w="2160" w:type="dxa"/>
+            <w:shd w:val="clear" w:color="auto" w:fill="FFFFFF"/>
+            <w:tcMar>
+              <w:top w:w="65" w:type="dxa"/>
+              <w:left w:w="90" w:type="dxa"/>
+              <w:bottom w:w="65" w:type="dxa"/>
+              <w:right w:w="90" w:type="dxa"/>
+            </w:tcMar>
+          </w:tcPr>
+          <w:p>
+            <w:pPr>
+              <w:spacing w:after="0" w:line="259" w:lineRule="auto"/>
+            </w:pPr>
+            <w:r>
+              <w:rPr>
+                <w:rFonts w:ascii="Calibri" w:hAnsi="Calibri" w:cs="Calibri"/>
+                <w:b w:val="0"/>
+                <w:color w:val="1B365D"/>
+                <w:sz w:val="17"/>
+              </w:rPr>
+              <w:t>1.5  Interface theme and copy review</w:t>
+            </w:r>
+          </w:p>
+        </w:tc>
+        <w:tc>
+          <w:tcPr>
+            <w:tcW w:w="6048" w:type="dxa"/>
+            <w:shd w:val="clear" w:color="auto" w:fill="FFFFFF"/>
+            <w:tcMar>
+              <w:top w:w="65" w:type="dxa"/>
+              <w:left w:w="90" w:type="dxa"/>
+              <w:bottom w:w="65" w:type="dxa"/>
+              <w:right w:w="90" w:type="dxa"/>
+            </w:tcMar>
+          </w:tcPr>
+          <w:p>
+            <w:pPr>
+              <w:spacing w:after="0" w:line="259" w:lineRule="auto"/>
+            </w:pPr>
+            <w:r>
+              <w:rPr>
+                <w:rFonts w:ascii="Calibri" w:hAnsi="Calibri" w:cs="Calibri"/>
+                <w:b w:val="0"/>
+                <w:color w:val="222222"/>
+                <w:sz w:val="17"/>
+              </w:rPr>
+              <w:t>Alignment of interface colours, typography, and control styling to institutional identity, and review of institutional wording throughout the interface.</w:t>
+            </w:r>
+          </w:p>
+        </w:tc>
+        <w:tc>
+          <w:tcPr>
+            <w:tcW w:w="1872" w:type="dxa"/>
+            <w:shd w:val="clear" w:color="auto" w:fill="FFFFFF"/>
+            <w:tcMar>
+              <w:top w:w="65" w:type="dxa"/>
+              <w:left w:w="90" w:type="dxa"/>
+              <w:bottom w:w="65" w:type="dxa"/>
+              <w:right w:w="90" w:type="dxa"/>
+            </w:tcMar>
+          </w:tcPr>
+          <w:p>
+            <w:pPr>
+              <w:spacing w:after="0" w:line="259" w:lineRule="auto"/>
+              <w:jc w:val="right"/>
+            </w:pPr>
+            <w:r>
+              <w:rPr>
+                <w:rFonts w:ascii="Calibri" w:hAnsi="Calibri" w:cs="Calibri"/>
+                <w:b w:val="0"/>
+                <w:color w:val="222222"/>
+                <w:sz w:val="17"/>
+              </w:rPr>
+              <w:t>₱1,000.00</w:t>
             </w:r>
           </w:p>
         </w:tc>
@@ -1709,12 +2034,12 @@
             </w:pPr>
             <w:r>
               <w:rPr>
-                <w:rFonts w:ascii="Calibri" w:hAnsi="Calibri"/>
+                <w:rFonts w:ascii="Calibri" w:hAnsi="Calibri" w:cs="Calibri"/>
                 <w:b/>
                 <w:color w:val="1B365D"/>
                 <w:sz w:val="17"/>
               </w:rPr>
-              <w:t>3. Institutional Training &amp; Handover</w:t>
+              <w:t>2. Database Provisioning &amp; Data Migration</w:t>
             </w:r>
           </w:p>
         </w:tc>
@@ -1735,11 +2060,12 @@
             </w:pPr>
             <w:r>
               <w:rPr>
-                <w:rFonts w:ascii="Calibri" w:hAnsi="Calibri"/>
+                <w:rFonts w:ascii="Calibri" w:hAnsi="Calibri" w:cs="Calibri"/>
+                <w:b w:val="0"/>
                 <w:color w:val="222222"/>
                 <w:sz w:val="17"/>
               </w:rPr>
-              <w:t>Role-based training workshops for Program Heads, Cashiers, Officers, and System Administrators. Provision of complete documentation manuals and administrator guides.</w:t>
+              <w:t>Cloud database setup, schema deployment, and migration of institutional academic and financial data.</w:t>
             </w:r>
           </w:p>
         </w:tc>
@@ -1761,19 +2087,12 @@
             </w:pPr>
             <w:r>
               <w:rPr>
-                <w:rFonts w:ascii="Calibri" w:hAnsi="Calibri"/>
-                <w:color w:val="222222"/>
+                <w:rFonts w:ascii="Calibri" w:hAnsi="Calibri" w:cs="Calibri"/>
+                <w:b/>
+                <w:color w:val="1B365D"/>
                 <w:sz w:val="17"/>
               </w:rPr>
-              <w:t>₱</w:t>
-            </w:r>
-            <w:r>
-              <w:rPr>
-                <w:rFonts w:ascii="Calibri" w:hAnsi="Calibri"/>
-                <w:color w:val="222222"/>
-                <w:sz w:val="17"/>
-              </w:rPr>
-              <w:t>4,000.00</w:t>
+              <w:t>₱5,000.00</w:t>
             </w:r>
           </w:p>
         </w:tc>
@@ -1799,12 +2118,12 @@
             </w:pPr>
             <w:r>
               <w:rPr>
-                <w:rFonts w:ascii="Calibri" w:hAnsi="Calibri"/>
-                <w:b/>
+                <w:rFonts w:ascii="Calibri" w:hAnsi="Calibri" w:cs="Calibri"/>
+                <w:b w:val="0"/>
                 <w:color w:val="1B365D"/>
                 <w:sz w:val="17"/>
               </w:rPr>
-              <w:t>4. Security Hardening &amp; 1-Yr Support</w:t>
+              <w:t>2.1  Cloud database provisioning</w:t>
             </w:r>
           </w:p>
         </w:tc>
@@ -1825,11 +2144,12 @@
             </w:pPr>
             <w:r>
               <w:rPr>
-                <w:rFonts w:ascii="Calibri" w:hAnsi="Calibri"/>
+                <w:rFonts w:ascii="Calibri" w:hAnsi="Calibri" w:cs="Calibri"/>
+                <w:b w:val="0"/>
                 <w:color w:val="222222"/>
                 <w:sz w:val="17"/>
               </w:rPr>
-              <w:t>SSL security configuration, automated weekly encrypted backup workflows, rate-limiting rules, priority bug fixes, and 12-month technical support agreement.</w:t>
+              <w:t>Provisioning of the managed PostgreSQL instance, selection of the hosting region, and configuration of environment variables and service credentials.</w:t>
             </w:r>
           </w:p>
         </w:tc>
@@ -1851,19 +2171,1524 @@
             </w:pPr>
             <w:r>
               <w:rPr>
-                <w:rFonts w:ascii="Calibri" w:hAnsi="Calibri"/>
+                <w:rFonts w:ascii="Calibri" w:hAnsi="Calibri" w:cs="Calibri"/>
+                <w:b w:val="0"/>
                 <w:color w:val="222222"/>
                 <w:sz w:val="17"/>
               </w:rPr>
-              <w:t>₱</w:t>
+              <w:t>₱500.00</w:t>
             </w:r>
+          </w:p>
+        </w:tc>
+      </w:tr>
+      <w:tr>
+        <w:trPr>
+          <w:jc w:val="center"/>
+        </w:trPr>
+        <w:tc>
+          <w:tcPr>
+            <w:tcW w:w="2160" w:type="dxa"/>
+            <w:shd w:val="clear" w:color="auto" w:fill="FFFFFF"/>
+            <w:tcMar>
+              <w:top w:w="65" w:type="dxa"/>
+              <w:left w:w="90" w:type="dxa"/>
+              <w:bottom w:w="65" w:type="dxa"/>
+              <w:right w:w="90" w:type="dxa"/>
+            </w:tcMar>
+          </w:tcPr>
+          <w:p>
+            <w:pPr>
+              <w:spacing w:after="0" w:line="259" w:lineRule="auto"/>
+            </w:pPr>
             <w:r>
               <w:rPr>
-                <w:rFonts w:ascii="Calibri" w:hAnsi="Calibri"/>
+                <w:rFonts w:ascii="Calibri" w:hAnsi="Calibri" w:cs="Calibri"/>
+                <w:b w:val="0"/>
+                <w:color w:val="1B365D"/>
+                <w:sz w:val="17"/>
+              </w:rPr>
+              <w:t>2.2  Database schema migration</w:t>
+            </w:r>
+          </w:p>
+        </w:tc>
+        <w:tc>
+          <w:tcPr>
+            <w:tcW w:w="6048" w:type="dxa"/>
+            <w:shd w:val="clear" w:color="auto" w:fill="FFFFFF"/>
+            <w:tcMar>
+              <w:top w:w="65" w:type="dxa"/>
+              <w:left w:w="90" w:type="dxa"/>
+              <w:bottom w:w="65" w:type="dxa"/>
+              <w:right w:w="90" w:type="dxa"/>
+            </w:tcMar>
+          </w:tcPr>
+          <w:p>
+            <w:pPr>
+              <w:spacing w:after="0" w:line="259" w:lineRule="auto"/>
+            </w:pPr>
+            <w:r>
+              <w:rPr>
+                <w:rFonts w:ascii="Calibri" w:hAnsi="Calibri" w:cs="Calibri"/>
+                <w:b w:val="0"/>
                 <w:color w:val="222222"/>
                 <w:sz w:val="17"/>
               </w:rPr>
-              <w:t>5,000.00</w:t>
+              <w:t>Execution of the complete versioned schema (32 migration files) and verification of table, index, and constraint integrity.</w:t>
+            </w:r>
+          </w:p>
+        </w:tc>
+        <w:tc>
+          <w:tcPr>
+            <w:tcW w:w="1872" w:type="dxa"/>
+            <w:shd w:val="clear" w:color="auto" w:fill="FFFFFF"/>
+            <w:tcMar>
+              <w:top w:w="65" w:type="dxa"/>
+              <w:left w:w="90" w:type="dxa"/>
+              <w:bottom w:w="65" w:type="dxa"/>
+              <w:right w:w="90" w:type="dxa"/>
+            </w:tcMar>
+          </w:tcPr>
+          <w:p>
+            <w:pPr>
+              <w:spacing w:after="0" w:line="259" w:lineRule="auto"/>
+              <w:jc w:val="right"/>
+            </w:pPr>
+            <w:r>
+              <w:rPr>
+                <w:rFonts w:ascii="Calibri" w:hAnsi="Calibri" w:cs="Calibri"/>
+                <w:b w:val="0"/>
+                <w:color w:val="222222"/>
+                <w:sz w:val="17"/>
+              </w:rPr>
+              <w:t>₱750.00</w:t>
+            </w:r>
+          </w:p>
+        </w:tc>
+      </w:tr>
+      <w:tr>
+        <w:trPr>
+          <w:jc w:val="center"/>
+        </w:trPr>
+        <w:tc>
+          <w:tcPr>
+            <w:tcW w:w="2160" w:type="dxa"/>
+            <w:shd w:val="clear" w:color="auto" w:fill="FFFFFF"/>
+            <w:tcMar>
+              <w:top w:w="65" w:type="dxa"/>
+              <w:left w:w="90" w:type="dxa"/>
+              <w:bottom w:w="65" w:type="dxa"/>
+              <w:right w:w="90" w:type="dxa"/>
+            </w:tcMar>
+          </w:tcPr>
+          <w:p>
+            <w:pPr>
+              <w:spacing w:after="0" w:line="259" w:lineRule="auto"/>
+            </w:pPr>
+            <w:r>
+              <w:rPr>
+                <w:rFonts w:ascii="Calibri" w:hAnsi="Calibri" w:cs="Calibri"/>
+                <w:b w:val="0"/>
+                <w:color w:val="1B365D"/>
+                <w:sz w:val="17"/>
+              </w:rPr>
+              <w:t>2.3  Row-level security policy application</w:t>
+            </w:r>
+          </w:p>
+        </w:tc>
+        <w:tc>
+          <w:tcPr>
+            <w:tcW w:w="6048" w:type="dxa"/>
+            <w:shd w:val="clear" w:color="auto" w:fill="FFFFFF"/>
+            <w:tcMar>
+              <w:top w:w="65" w:type="dxa"/>
+              <w:left w:w="90" w:type="dxa"/>
+              <w:bottom w:w="65" w:type="dxa"/>
+              <w:right w:w="90" w:type="dxa"/>
+            </w:tcMar>
+          </w:tcPr>
+          <w:p>
+            <w:pPr>
+              <w:spacing w:after="0" w:line="259" w:lineRule="auto"/>
+            </w:pPr>
+            <w:r>
+              <w:rPr>
+                <w:rFonts w:ascii="Calibri" w:hAnsi="Calibri" w:cs="Calibri"/>
+                <w:b w:val="0"/>
+                <w:color w:val="222222"/>
+                <w:sz w:val="17"/>
+              </w:rPr>
+              <w:t>Application of row-level security policies and verification that each role can reach only its permitted records.</w:t>
+            </w:r>
+          </w:p>
+        </w:tc>
+        <w:tc>
+          <w:tcPr>
+            <w:tcW w:w="1872" w:type="dxa"/>
+            <w:shd w:val="clear" w:color="auto" w:fill="FFFFFF"/>
+            <w:tcMar>
+              <w:top w:w="65" w:type="dxa"/>
+              <w:left w:w="90" w:type="dxa"/>
+              <w:bottom w:w="65" w:type="dxa"/>
+              <w:right w:w="90" w:type="dxa"/>
+            </w:tcMar>
+          </w:tcPr>
+          <w:p>
+            <w:pPr>
+              <w:spacing w:after="0" w:line="259" w:lineRule="auto"/>
+              <w:jc w:val="right"/>
+            </w:pPr>
+            <w:r>
+              <w:rPr>
+                <w:rFonts w:ascii="Calibri" w:hAnsi="Calibri" w:cs="Calibri"/>
+                <w:b w:val="0"/>
+                <w:color w:val="222222"/>
+                <w:sz w:val="17"/>
+              </w:rPr>
+              <w:t>₱750.00</w:t>
+            </w:r>
+          </w:p>
+        </w:tc>
+      </w:tr>
+      <w:tr>
+        <w:trPr>
+          <w:jc w:val="center"/>
+        </w:trPr>
+        <w:tc>
+          <w:tcPr>
+            <w:tcW w:w="2160" w:type="dxa"/>
+            <w:shd w:val="clear" w:color="auto" w:fill="FFFFFF"/>
+            <w:tcMar>
+              <w:top w:w="65" w:type="dxa"/>
+              <w:left w:w="90" w:type="dxa"/>
+              <w:bottom w:w="65" w:type="dxa"/>
+              <w:right w:w="90" w:type="dxa"/>
+            </w:tcMar>
+          </w:tcPr>
+          <w:p>
+            <w:pPr>
+              <w:spacing w:after="0" w:line="259" w:lineRule="auto"/>
+            </w:pPr>
+            <w:r>
+              <w:rPr>
+                <w:rFonts w:ascii="Calibri" w:hAnsi="Calibri" w:cs="Calibri"/>
+                <w:b w:val="0"/>
+                <w:color w:val="1B365D"/>
+                <w:sz w:val="17"/>
+              </w:rPr>
+              <w:t>2.4  Curriculum and prospectus encoding</w:t>
+            </w:r>
+          </w:p>
+        </w:tc>
+        <w:tc>
+          <w:tcPr>
+            <w:tcW w:w="6048" w:type="dxa"/>
+            <w:shd w:val="clear" w:color="auto" w:fill="FFFFFF"/>
+            <w:tcMar>
+              <w:top w:w="65" w:type="dxa"/>
+              <w:left w:w="90" w:type="dxa"/>
+              <w:bottom w:w="65" w:type="dxa"/>
+              <w:right w:w="90" w:type="dxa"/>
+            </w:tcMar>
+          </w:tcPr>
+          <w:p>
+            <w:pPr>
+              <w:spacing w:after="0" w:line="259" w:lineRule="auto"/>
+            </w:pPr>
+            <w:r>
+              <w:rPr>
+                <w:rFonts w:ascii="Calibri" w:hAnsi="Calibri" w:cs="Calibri"/>
+                <w:b w:val="0"/>
+                <w:color w:val="222222"/>
+                <w:sz w:val="17"/>
+              </w:rPr>
+              <w:t>Encoding of degree program structures, including subject codes, lecture and laboratory unit values, total units, and prerequisite rules. Charged per program.</w:t>
+            </w:r>
+          </w:p>
+        </w:tc>
+        <w:tc>
+          <w:tcPr>
+            <w:tcW w:w="1872" w:type="dxa"/>
+            <w:shd w:val="clear" w:color="auto" w:fill="FFFFFF"/>
+            <w:tcMar>
+              <w:top w:w="65" w:type="dxa"/>
+              <w:left w:w="90" w:type="dxa"/>
+              <w:bottom w:w="65" w:type="dxa"/>
+              <w:right w:w="90" w:type="dxa"/>
+            </w:tcMar>
+          </w:tcPr>
+          <w:p>
+            <w:pPr>
+              <w:spacing w:after="0" w:line="259" w:lineRule="auto"/>
+              <w:jc w:val="right"/>
+            </w:pPr>
+            <w:r>
+              <w:rPr>
+                <w:rFonts w:ascii="Calibri" w:hAnsi="Calibri" w:cs="Calibri"/>
+                <w:b w:val="0"/>
+                <w:color w:val="222222"/>
+                <w:sz w:val="17"/>
+              </w:rPr>
+              <w:t>₱1,500.00</w:t>
+            </w:r>
+          </w:p>
+        </w:tc>
+      </w:tr>
+      <w:tr>
+        <w:trPr>
+          <w:jc w:val="center"/>
+        </w:trPr>
+        <w:tc>
+          <w:tcPr>
+            <w:tcW w:w="2160" w:type="dxa"/>
+            <w:shd w:val="clear" w:color="auto" w:fill="FFFFFF"/>
+            <w:tcMar>
+              <w:top w:w="65" w:type="dxa"/>
+              <w:left w:w="90" w:type="dxa"/>
+              <w:bottom w:w="65" w:type="dxa"/>
+              <w:right w:w="90" w:type="dxa"/>
+            </w:tcMar>
+          </w:tcPr>
+          <w:p>
+            <w:pPr>
+              <w:spacing w:after="0" w:line="259" w:lineRule="auto"/>
+            </w:pPr>
+            <w:r>
+              <w:rPr>
+                <w:rFonts w:ascii="Calibri" w:hAnsi="Calibri" w:cs="Calibri"/>
+                <w:b w:val="0"/>
+                <w:color w:val="1B365D"/>
+                <w:sz w:val="17"/>
+              </w:rPr>
+              <w:t>2.5  Student roster import</w:t>
+            </w:r>
+          </w:p>
+        </w:tc>
+        <w:tc>
+          <w:tcPr>
+            <w:tcW w:w="6048" w:type="dxa"/>
+            <w:shd w:val="clear" w:color="auto" w:fill="FFFFFF"/>
+            <w:tcMar>
+              <w:top w:w="65" w:type="dxa"/>
+              <w:left w:w="90" w:type="dxa"/>
+              <w:bottom w:w="65" w:type="dxa"/>
+              <w:right w:w="90" w:type="dxa"/>
+            </w:tcMar>
+          </w:tcPr>
+          <w:p>
+            <w:pPr>
+              <w:spacing w:after="0" w:line="259" w:lineRule="auto"/>
+            </w:pPr>
+            <w:r>
+              <w:rPr>
+                <w:rFonts w:ascii="Calibri" w:hAnsi="Calibri" w:cs="Calibri"/>
+                <w:b w:val="0"/>
+                <w:color w:val="222222"/>
+                <w:sz w:val="17"/>
+              </w:rPr>
+              <w:t>Import of the official student roster and reconciliation of the imported records against the registrar's source list.</w:t>
+            </w:r>
+          </w:p>
+        </w:tc>
+        <w:tc>
+          <w:tcPr>
+            <w:tcW w:w="1872" w:type="dxa"/>
+            <w:shd w:val="clear" w:color="auto" w:fill="FFFFFF"/>
+            <w:tcMar>
+              <w:top w:w="65" w:type="dxa"/>
+              <w:left w:w="90" w:type="dxa"/>
+              <w:bottom w:w="65" w:type="dxa"/>
+              <w:right w:w="90" w:type="dxa"/>
+            </w:tcMar>
+          </w:tcPr>
+          <w:p>
+            <w:pPr>
+              <w:spacing w:after="0" w:line="259" w:lineRule="auto"/>
+              <w:jc w:val="right"/>
+            </w:pPr>
+            <w:r>
+              <w:rPr>
+                <w:rFonts w:ascii="Calibri" w:hAnsi="Calibri" w:cs="Calibri"/>
+                <w:b w:val="0"/>
+                <w:color w:val="222222"/>
+                <w:sz w:val="17"/>
+              </w:rPr>
+              <w:t>₱750.00</w:t>
+            </w:r>
+          </w:p>
+        </w:tc>
+      </w:tr>
+      <w:tr>
+        <w:trPr>
+          <w:jc w:val="center"/>
+        </w:trPr>
+        <w:tc>
+          <w:tcPr>
+            <w:tcW w:w="2160" w:type="dxa"/>
+            <w:shd w:val="clear" w:color="auto" w:fill="FFFFFF"/>
+            <w:tcMar>
+              <w:top w:w="65" w:type="dxa"/>
+              <w:left w:w="90" w:type="dxa"/>
+              <w:bottom w:w="65" w:type="dxa"/>
+              <w:right w:w="90" w:type="dxa"/>
+            </w:tcMar>
+          </w:tcPr>
+          <w:p>
+            <w:pPr>
+              <w:spacing w:after="0" w:line="259" w:lineRule="auto"/>
+            </w:pPr>
+            <w:r>
+              <w:rPr>
+                <w:rFonts w:ascii="Calibri" w:hAnsi="Calibri" w:cs="Calibri"/>
+                <w:b w:val="0"/>
+                <w:color w:val="1B365D"/>
+                <w:sz w:val="17"/>
+              </w:rPr>
+              <w:t>2.6  Opening fund balance setup</w:t>
+            </w:r>
+          </w:p>
+        </w:tc>
+        <w:tc>
+          <w:tcPr>
+            <w:tcW w:w="6048" w:type="dxa"/>
+            <w:shd w:val="clear" w:color="auto" w:fill="FFFFFF"/>
+            <w:tcMar>
+              <w:top w:w="65" w:type="dxa"/>
+              <w:left w:w="90" w:type="dxa"/>
+              <w:bottom w:w="65" w:type="dxa"/>
+              <w:right w:w="90" w:type="dxa"/>
+            </w:tcMar>
+          </w:tcPr>
+          <w:p>
+            <w:pPr>
+              <w:spacing w:after="0" w:line="259" w:lineRule="auto"/>
+            </w:pPr>
+            <w:r>
+              <w:rPr>
+                <w:rFonts w:ascii="Calibri" w:hAnsi="Calibri" w:cs="Calibri"/>
+                <w:b w:val="0"/>
+                <w:color w:val="222222"/>
+                <w:sz w:val="17"/>
+              </w:rPr>
+              <w:t>Establishment of the opening general fund and activity balances, verified against the institution's source records.</w:t>
+            </w:r>
+          </w:p>
+        </w:tc>
+        <w:tc>
+          <w:tcPr>
+            <w:tcW w:w="1872" w:type="dxa"/>
+            <w:shd w:val="clear" w:color="auto" w:fill="FFFFFF"/>
+            <w:tcMar>
+              <w:top w:w="65" w:type="dxa"/>
+              <w:left w:w="90" w:type="dxa"/>
+              <w:bottom w:w="65" w:type="dxa"/>
+              <w:right w:w="90" w:type="dxa"/>
+            </w:tcMar>
+          </w:tcPr>
+          <w:p>
+            <w:pPr>
+              <w:spacing w:after="0" w:line="259" w:lineRule="auto"/>
+              <w:jc w:val="right"/>
+            </w:pPr>
+            <w:r>
+              <w:rPr>
+                <w:rFonts w:ascii="Calibri" w:hAnsi="Calibri" w:cs="Calibri"/>
+                <w:b w:val="0"/>
+                <w:color w:val="222222"/>
+                <w:sz w:val="17"/>
+              </w:rPr>
+              <w:t>₱750.00</w:t>
+            </w:r>
+          </w:p>
+        </w:tc>
+      </w:tr>
+      <w:tr>
+        <w:trPr>
+          <w:jc w:val="center"/>
+        </w:trPr>
+        <w:tc>
+          <w:tcPr>
+            <w:tcW w:w="2160" w:type="dxa"/>
+            <w:shd w:val="clear" w:color="auto" w:fill="F9FAFC"/>
+            <w:tcMar>
+              <w:top w:w="65" w:type="dxa"/>
+              <w:left w:w="90" w:type="dxa"/>
+              <w:bottom w:w="65" w:type="dxa"/>
+              <w:right w:w="90" w:type="dxa"/>
+            </w:tcMar>
+          </w:tcPr>
+          <w:p>
+            <w:pPr>
+              <w:spacing w:after="0" w:line="259" w:lineRule="auto"/>
+            </w:pPr>
+            <w:r>
+              <w:rPr>
+                <w:rFonts w:ascii="Calibri" w:hAnsi="Calibri" w:cs="Calibri"/>
+                <w:b/>
+                <w:color w:val="1B365D"/>
+                <w:sz w:val="17"/>
+              </w:rPr>
+              <w:t>3. Role-Based Training &amp; Documentation Handover</w:t>
+            </w:r>
+          </w:p>
+        </w:tc>
+        <w:tc>
+          <w:tcPr>
+            <w:tcW w:w="6048" w:type="dxa"/>
+            <w:shd w:val="clear" w:color="auto" w:fill="F9FAFC"/>
+            <w:tcMar>
+              <w:top w:w="65" w:type="dxa"/>
+              <w:left w:w="90" w:type="dxa"/>
+              <w:bottom w:w="65" w:type="dxa"/>
+              <w:right w:w="90" w:type="dxa"/>
+            </w:tcMar>
+          </w:tcPr>
+          <w:p>
+            <w:pPr>
+              <w:spacing w:after="0" w:line="259" w:lineRule="auto"/>
+            </w:pPr>
+            <w:r>
+              <w:rPr>
+                <w:rFonts w:ascii="Calibri" w:hAnsi="Calibri" w:cs="Calibri"/>
+                <w:b w:val="0"/>
+                <w:color w:val="222222"/>
+                <w:sz w:val="17"/>
+              </w:rPr>
+              <w:t>Role-specific training workshops and complete written documentation for each user group.</w:t>
+            </w:r>
+          </w:p>
+        </w:tc>
+        <w:tc>
+          <w:tcPr>
+            <w:tcW w:w="1872" w:type="dxa"/>
+            <w:shd w:val="clear" w:color="auto" w:fill="F9FAFC"/>
+            <w:tcMar>
+              <w:top w:w="65" w:type="dxa"/>
+              <w:left w:w="90" w:type="dxa"/>
+              <w:bottom w:w="65" w:type="dxa"/>
+              <w:right w:w="90" w:type="dxa"/>
+            </w:tcMar>
+          </w:tcPr>
+          <w:p>
+            <w:pPr>
+              <w:spacing w:after="0" w:line="259" w:lineRule="auto"/>
+              <w:jc w:val="right"/>
+            </w:pPr>
+            <w:r>
+              <w:rPr>
+                <w:rFonts w:ascii="Calibri" w:hAnsi="Calibri" w:cs="Calibri"/>
+                <w:b/>
+                <w:color w:val="1B365D"/>
+                <w:sz w:val="17"/>
+              </w:rPr>
+              <w:t>₱4,000.00</w:t>
+            </w:r>
+          </w:p>
+        </w:tc>
+      </w:tr>
+      <w:tr>
+        <w:trPr>
+          <w:jc w:val="center"/>
+        </w:trPr>
+        <w:tc>
+          <w:tcPr>
+            <w:tcW w:w="2160" w:type="dxa"/>
+            <w:shd w:val="clear" w:color="auto" w:fill="FFFFFF"/>
+            <w:tcMar>
+              <w:top w:w="65" w:type="dxa"/>
+              <w:left w:w="90" w:type="dxa"/>
+              <w:bottom w:w="65" w:type="dxa"/>
+              <w:right w:w="90" w:type="dxa"/>
+            </w:tcMar>
+          </w:tcPr>
+          <w:p>
+            <w:pPr>
+              <w:spacing w:after="0" w:line="259" w:lineRule="auto"/>
+            </w:pPr>
+            <w:r>
+              <w:rPr>
+                <w:rFonts w:ascii="Calibri" w:hAnsi="Calibri" w:cs="Calibri"/>
+                <w:b w:val="0"/>
+                <w:color w:val="1B365D"/>
+                <w:sz w:val="17"/>
+              </w:rPr>
+              <w:t>3.1  Training: Officers and Cashiers</w:t>
+            </w:r>
+          </w:p>
+        </w:tc>
+        <w:tc>
+          <w:tcPr>
+            <w:tcW w:w="6048" w:type="dxa"/>
+            <w:shd w:val="clear" w:color="auto" w:fill="FFFFFF"/>
+            <w:tcMar>
+              <w:top w:w="65" w:type="dxa"/>
+              <w:left w:w="90" w:type="dxa"/>
+              <w:bottom w:w="65" w:type="dxa"/>
+              <w:right w:w="90" w:type="dxa"/>
+            </w:tcMar>
+          </w:tcPr>
+          <w:p>
+            <w:pPr>
+              <w:spacing w:after="0" w:line="259" w:lineRule="auto"/>
+            </w:pPr>
+            <w:r>
+              <w:rPr>
+                <w:rFonts w:ascii="Calibri" w:hAnsi="Calibri" w:cs="Calibri"/>
+                <w:b w:val="0"/>
+                <w:color w:val="222222"/>
+                <w:sz w:val="17"/>
+              </w:rPr>
+              <w:t>Focused session on recording transactions, attaching receipts, monitoring activity budgets, and generating liquidation reports.</w:t>
+            </w:r>
+          </w:p>
+        </w:tc>
+        <w:tc>
+          <w:tcPr>
+            <w:tcW w:w="1872" w:type="dxa"/>
+            <w:shd w:val="clear" w:color="auto" w:fill="FFFFFF"/>
+            <w:tcMar>
+              <w:top w:w="65" w:type="dxa"/>
+              <w:left w:w="90" w:type="dxa"/>
+              <w:bottom w:w="65" w:type="dxa"/>
+              <w:right w:w="90" w:type="dxa"/>
+            </w:tcMar>
+          </w:tcPr>
+          <w:p>
+            <w:pPr>
+              <w:spacing w:after="0" w:line="259" w:lineRule="auto"/>
+              <w:jc w:val="right"/>
+            </w:pPr>
+            <w:r>
+              <w:rPr>
+                <w:rFonts w:ascii="Calibri" w:hAnsi="Calibri" w:cs="Calibri"/>
+                <w:b w:val="0"/>
+                <w:color w:val="222222"/>
+                <w:sz w:val="17"/>
+              </w:rPr>
+              <w:t>₱1,000.00</w:t>
+            </w:r>
+          </w:p>
+        </w:tc>
+      </w:tr>
+      <w:tr>
+        <w:trPr>
+          <w:jc w:val="center"/>
+        </w:trPr>
+        <w:tc>
+          <w:tcPr>
+            <w:tcW w:w="2160" w:type="dxa"/>
+            <w:shd w:val="clear" w:color="auto" w:fill="FFFFFF"/>
+            <w:tcMar>
+              <w:top w:w="65" w:type="dxa"/>
+              <w:left w:w="90" w:type="dxa"/>
+              <w:bottom w:w="65" w:type="dxa"/>
+              <w:right w:w="90" w:type="dxa"/>
+            </w:tcMar>
+          </w:tcPr>
+          <w:p>
+            <w:pPr>
+              <w:spacing w:after="0" w:line="259" w:lineRule="auto"/>
+            </w:pPr>
+            <w:r>
+              <w:rPr>
+                <w:rFonts w:ascii="Calibri" w:hAnsi="Calibri" w:cs="Calibri"/>
+                <w:b w:val="0"/>
+                <w:color w:val="1B365D"/>
+                <w:sz w:val="17"/>
+              </w:rPr>
+              <w:t>3.2  Training: Program Heads and Dean</w:t>
+            </w:r>
+          </w:p>
+        </w:tc>
+        <w:tc>
+          <w:tcPr>
+            <w:tcW w:w="6048" w:type="dxa"/>
+            <w:shd w:val="clear" w:color="auto" w:fill="FFFFFF"/>
+            <w:tcMar>
+              <w:top w:w="65" w:type="dxa"/>
+              <w:left w:w="90" w:type="dxa"/>
+              <w:bottom w:w="65" w:type="dxa"/>
+              <w:right w:w="90" w:type="dxa"/>
+            </w:tcMar>
+          </w:tcPr>
+          <w:p>
+            <w:pPr>
+              <w:spacing w:after="0" w:line="259" w:lineRule="auto"/>
+            </w:pPr>
+            <w:r>
+              <w:rPr>
+                <w:rFonts w:ascii="Calibri" w:hAnsi="Calibri" w:cs="Calibri"/>
+                <w:b w:val="0"/>
+                <w:color w:val="222222"/>
+                <w:sz w:val="17"/>
+              </w:rPr>
+              <w:t>Focused session on evaluating submitted academic loads, approving or returning submissions, and exporting the encoding queue.</w:t>
+            </w:r>
+          </w:p>
+        </w:tc>
+        <w:tc>
+          <w:tcPr>
+            <w:tcW w:w="1872" w:type="dxa"/>
+            <w:shd w:val="clear" w:color="auto" w:fill="FFFFFF"/>
+            <w:tcMar>
+              <w:top w:w="65" w:type="dxa"/>
+              <w:left w:w="90" w:type="dxa"/>
+              <w:bottom w:w="65" w:type="dxa"/>
+              <w:right w:w="90" w:type="dxa"/>
+            </w:tcMar>
+          </w:tcPr>
+          <w:p>
+            <w:pPr>
+              <w:spacing w:after="0" w:line="259" w:lineRule="auto"/>
+              <w:jc w:val="right"/>
+            </w:pPr>
+            <w:r>
+              <w:rPr>
+                <w:rFonts w:ascii="Calibri" w:hAnsi="Calibri" w:cs="Calibri"/>
+                <w:b w:val="0"/>
+                <w:color w:val="222222"/>
+                <w:sz w:val="17"/>
+              </w:rPr>
+              <w:t>₱750.00</w:t>
+            </w:r>
+          </w:p>
+        </w:tc>
+      </w:tr>
+      <w:tr>
+        <w:trPr>
+          <w:jc w:val="center"/>
+        </w:trPr>
+        <w:tc>
+          <w:tcPr>
+            <w:tcW w:w="2160" w:type="dxa"/>
+            <w:shd w:val="clear" w:color="auto" w:fill="FFFFFF"/>
+            <w:tcMar>
+              <w:top w:w="65" w:type="dxa"/>
+              <w:left w:w="90" w:type="dxa"/>
+              <w:bottom w:w="65" w:type="dxa"/>
+              <w:right w:w="90" w:type="dxa"/>
+            </w:tcMar>
+          </w:tcPr>
+          <w:p>
+            <w:pPr>
+              <w:spacing w:after="0" w:line="259" w:lineRule="auto"/>
+            </w:pPr>
+            <w:r>
+              <w:rPr>
+                <w:rFonts w:ascii="Calibri" w:hAnsi="Calibri" w:cs="Calibri"/>
+                <w:b w:val="0"/>
+                <w:color w:val="1B365D"/>
+                <w:sz w:val="17"/>
+              </w:rPr>
+              <w:t>3.3  Training: System Administrator</w:t>
+            </w:r>
+          </w:p>
+        </w:tc>
+        <w:tc>
+          <w:tcPr>
+            <w:tcW w:w="6048" w:type="dxa"/>
+            <w:shd w:val="clear" w:color="auto" w:fill="FFFFFF"/>
+            <w:tcMar>
+              <w:top w:w="65" w:type="dxa"/>
+              <w:left w:w="90" w:type="dxa"/>
+              <w:bottom w:w="65" w:type="dxa"/>
+              <w:right w:w="90" w:type="dxa"/>
+            </w:tcMar>
+          </w:tcPr>
+          <w:p>
+            <w:pPr>
+              <w:spacing w:after="0" w:line="259" w:lineRule="auto"/>
+            </w:pPr>
+            <w:r>
+              <w:rPr>
+                <w:rFonts w:ascii="Calibri" w:hAnsi="Calibri" w:cs="Calibri"/>
+                <w:b w:val="0"/>
+                <w:color w:val="222222"/>
+                <w:sz w:val="17"/>
+              </w:rPr>
+              <w:t>Focused session on account provisioning, role assignment, curriculum maintenance, roster management, and reading the audit log.</w:t>
+            </w:r>
+          </w:p>
+        </w:tc>
+        <w:tc>
+          <w:tcPr>
+            <w:tcW w:w="1872" w:type="dxa"/>
+            <w:shd w:val="clear" w:color="auto" w:fill="FFFFFF"/>
+            <w:tcMar>
+              <w:top w:w="65" w:type="dxa"/>
+              <w:left w:w="90" w:type="dxa"/>
+              <w:bottom w:w="65" w:type="dxa"/>
+              <w:right w:w="90" w:type="dxa"/>
+            </w:tcMar>
+          </w:tcPr>
+          <w:p>
+            <w:pPr>
+              <w:spacing w:after="0" w:line="259" w:lineRule="auto"/>
+              <w:jc w:val="right"/>
+            </w:pPr>
+            <w:r>
+              <w:rPr>
+                <w:rFonts w:ascii="Calibri" w:hAnsi="Calibri" w:cs="Calibri"/>
+                <w:b w:val="0"/>
+                <w:color w:val="222222"/>
+                <w:sz w:val="17"/>
+              </w:rPr>
+              <w:t>₱1,000.00</w:t>
+            </w:r>
+          </w:p>
+        </w:tc>
+      </w:tr>
+      <w:tr>
+        <w:trPr>
+          <w:jc w:val="center"/>
+        </w:trPr>
+        <w:tc>
+          <w:tcPr>
+            <w:tcW w:w="2160" w:type="dxa"/>
+            <w:shd w:val="clear" w:color="auto" w:fill="FFFFFF"/>
+            <w:tcMar>
+              <w:top w:w="65" w:type="dxa"/>
+              <w:left w:w="90" w:type="dxa"/>
+              <w:bottom w:w="65" w:type="dxa"/>
+              <w:right w:w="90" w:type="dxa"/>
+            </w:tcMar>
+          </w:tcPr>
+          <w:p>
+            <w:pPr>
+              <w:spacing w:after="0" w:line="259" w:lineRule="auto"/>
+            </w:pPr>
+            <w:r>
+              <w:rPr>
+                <w:rFonts w:ascii="Calibri" w:hAnsi="Calibri" w:cs="Calibri"/>
+                <w:b w:val="0"/>
+                <w:color w:val="1B365D"/>
+                <w:sz w:val="17"/>
+              </w:rPr>
+              <w:t>3.4  Student orientation materials</w:t>
+            </w:r>
+          </w:p>
+        </w:tc>
+        <w:tc>
+          <w:tcPr>
+            <w:tcW w:w="6048" w:type="dxa"/>
+            <w:shd w:val="clear" w:color="auto" w:fill="FFFFFF"/>
+            <w:tcMar>
+              <w:top w:w="65" w:type="dxa"/>
+              <w:left w:w="90" w:type="dxa"/>
+              <w:bottom w:w="65" w:type="dxa"/>
+              <w:right w:w="90" w:type="dxa"/>
+            </w:tcMar>
+          </w:tcPr>
+          <w:p>
+            <w:pPr>
+              <w:spacing w:after="0" w:line="259" w:lineRule="auto"/>
+            </w:pPr>
+            <w:r>
+              <w:rPr>
+                <w:rFonts w:ascii="Calibri" w:hAnsi="Calibri" w:cs="Calibri"/>
+                <w:b w:val="0"/>
+                <w:color w:val="222222"/>
+                <w:sz w:val="17"/>
+              </w:rPr>
+              <w:t>Preparation of student-facing guidance covering load submission, viewing financial records, and installing the application to a mobile home screen.</w:t>
+            </w:r>
+          </w:p>
+        </w:tc>
+        <w:tc>
+          <w:tcPr>
+            <w:tcW w:w="1872" w:type="dxa"/>
+            <w:shd w:val="clear" w:color="auto" w:fill="FFFFFF"/>
+            <w:tcMar>
+              <w:top w:w="65" w:type="dxa"/>
+              <w:left w:w="90" w:type="dxa"/>
+              <w:bottom w:w="65" w:type="dxa"/>
+              <w:right w:w="90" w:type="dxa"/>
+            </w:tcMar>
+          </w:tcPr>
+          <w:p>
+            <w:pPr>
+              <w:spacing w:after="0" w:line="259" w:lineRule="auto"/>
+              <w:jc w:val="right"/>
+            </w:pPr>
+            <w:r>
+              <w:rPr>
+                <w:rFonts w:ascii="Calibri" w:hAnsi="Calibri" w:cs="Calibri"/>
+                <w:b w:val="0"/>
+                <w:color w:val="222222"/>
+                <w:sz w:val="17"/>
+              </w:rPr>
+              <w:t>₱500.00</w:t>
+            </w:r>
+          </w:p>
+        </w:tc>
+      </w:tr>
+      <w:tr>
+        <w:trPr>
+          <w:jc w:val="center"/>
+        </w:trPr>
+        <w:tc>
+          <w:tcPr>
+            <w:tcW w:w="2160" w:type="dxa"/>
+            <w:shd w:val="clear" w:color="auto" w:fill="FFFFFF"/>
+            <w:tcMar>
+              <w:top w:w="65" w:type="dxa"/>
+              <w:left w:w="90" w:type="dxa"/>
+              <w:bottom w:w="65" w:type="dxa"/>
+              <w:right w:w="90" w:type="dxa"/>
+            </w:tcMar>
+          </w:tcPr>
+          <w:p>
+            <w:pPr>
+              <w:spacing w:after="0" w:line="259" w:lineRule="auto"/>
+            </w:pPr>
+            <w:r>
+              <w:rPr>
+                <w:rFonts w:ascii="Calibri" w:hAnsi="Calibri" w:cs="Calibri"/>
+                <w:b w:val="0"/>
+                <w:color w:val="1B365D"/>
+                <w:sz w:val="17"/>
+              </w:rPr>
+              <w:t>3.5  Documentation handover</w:t>
+            </w:r>
+          </w:p>
+        </w:tc>
+        <w:tc>
+          <w:tcPr>
+            <w:tcW w:w="6048" w:type="dxa"/>
+            <w:shd w:val="clear" w:color="auto" w:fill="FFFFFF"/>
+            <w:tcMar>
+              <w:top w:w="65" w:type="dxa"/>
+              <w:left w:w="90" w:type="dxa"/>
+              <w:bottom w:w="65" w:type="dxa"/>
+              <w:right w:w="90" w:type="dxa"/>
+            </w:tcMar>
+          </w:tcPr>
+          <w:p>
+            <w:pPr>
+              <w:spacing w:after="0" w:line="259" w:lineRule="auto"/>
+            </w:pPr>
+            <w:r>
+              <w:rPr>
+                <w:rFonts w:ascii="Calibri" w:hAnsi="Calibri" w:cs="Calibri"/>
+                <w:b w:val="0"/>
+                <w:color w:val="222222"/>
+                <w:sz w:val="17"/>
+              </w:rPr>
+              <w:t>Provision of the administrator manual, per-user-role guides, and the deployment and recovery runbook.</w:t>
+            </w:r>
+          </w:p>
+        </w:tc>
+        <w:tc>
+          <w:tcPr>
+            <w:tcW w:w="1872" w:type="dxa"/>
+            <w:shd w:val="clear" w:color="auto" w:fill="FFFFFF"/>
+            <w:tcMar>
+              <w:top w:w="65" w:type="dxa"/>
+              <w:left w:w="90" w:type="dxa"/>
+              <w:bottom w:w="65" w:type="dxa"/>
+              <w:right w:w="90" w:type="dxa"/>
+            </w:tcMar>
+          </w:tcPr>
+          <w:p>
+            <w:pPr>
+              <w:spacing w:after="0" w:line="259" w:lineRule="auto"/>
+              <w:jc w:val="right"/>
+            </w:pPr>
+            <w:r>
+              <w:rPr>
+                <w:rFonts w:ascii="Calibri" w:hAnsi="Calibri" w:cs="Calibri"/>
+                <w:b w:val="0"/>
+                <w:color w:val="222222"/>
+                <w:sz w:val="17"/>
+              </w:rPr>
+              <w:t>₱750.00</w:t>
+            </w:r>
+          </w:p>
+        </w:tc>
+      </w:tr>
+      <w:tr>
+        <w:trPr>
+          <w:jc w:val="center"/>
+        </w:trPr>
+        <w:tc>
+          <w:tcPr>
+            <w:tcW w:w="2160" w:type="dxa"/>
+            <w:shd w:val="clear" w:color="auto" w:fill="F9FAFC"/>
+            <w:tcMar>
+              <w:top w:w="65" w:type="dxa"/>
+              <w:left w:w="90" w:type="dxa"/>
+              <w:bottom w:w="65" w:type="dxa"/>
+              <w:right w:w="90" w:type="dxa"/>
+            </w:tcMar>
+          </w:tcPr>
+          <w:p>
+            <w:pPr>
+              <w:spacing w:after="0" w:line="259" w:lineRule="auto"/>
+            </w:pPr>
+            <w:r>
+              <w:rPr>
+                <w:rFonts w:ascii="Calibri" w:hAnsi="Calibri" w:cs="Calibri"/>
+                <w:b/>
+                <w:color w:val="1B365D"/>
+                <w:sz w:val="17"/>
+              </w:rPr>
+              <w:t>4. Security Hardening, Testing &amp; Support</w:t>
+            </w:r>
+          </w:p>
+        </w:tc>
+        <w:tc>
+          <w:tcPr>
+            <w:tcW w:w="6048" w:type="dxa"/>
+            <w:shd w:val="clear" w:color="auto" w:fill="F9FAFC"/>
+            <w:tcMar>
+              <w:top w:w="65" w:type="dxa"/>
+              <w:left w:w="90" w:type="dxa"/>
+              <w:bottom w:w="65" w:type="dxa"/>
+              <w:right w:w="90" w:type="dxa"/>
+            </w:tcMar>
+          </w:tcPr>
+          <w:p>
+            <w:pPr>
+              <w:spacing w:after="0" w:line="259" w:lineRule="auto"/>
+            </w:pPr>
+            <w:r>
+              <w:rPr>
+                <w:rFonts w:ascii="Calibri" w:hAnsi="Calibri" w:cs="Calibri"/>
+                <w:b w:val="0"/>
+                <w:color w:val="222222"/>
+                <w:sz w:val="17"/>
+              </w:rPr>
+              <w:t>Deployment hardening, verification testing, pilot support, and the twelve-month maintenance allowance.</w:t>
+            </w:r>
+          </w:p>
+        </w:tc>
+        <w:tc>
+          <w:tcPr>
+            <w:tcW w:w="1872" w:type="dxa"/>
+            <w:shd w:val="clear" w:color="auto" w:fill="F9FAFC"/>
+            <w:tcMar>
+              <w:top w:w="65" w:type="dxa"/>
+              <w:left w:w="90" w:type="dxa"/>
+              <w:bottom w:w="65" w:type="dxa"/>
+              <w:right w:w="90" w:type="dxa"/>
+            </w:tcMar>
+          </w:tcPr>
+          <w:p>
+            <w:pPr>
+              <w:spacing w:after="0" w:line="259" w:lineRule="auto"/>
+              <w:jc w:val="right"/>
+            </w:pPr>
+            <w:r>
+              <w:rPr>
+                <w:rFonts w:ascii="Calibri" w:hAnsi="Calibri" w:cs="Calibri"/>
+                <w:b/>
+                <w:color w:val="1B365D"/>
+                <w:sz w:val="17"/>
+              </w:rPr>
+              <w:t>₱5,000.00</w:t>
+            </w:r>
+          </w:p>
+        </w:tc>
+      </w:tr>
+      <w:tr>
+        <w:trPr>
+          <w:jc w:val="center"/>
+        </w:trPr>
+        <w:tc>
+          <w:tcPr>
+            <w:tcW w:w="2160" w:type="dxa"/>
+            <w:shd w:val="clear" w:color="auto" w:fill="FFFFFF"/>
+            <w:tcMar>
+              <w:top w:w="65" w:type="dxa"/>
+              <w:left w:w="90" w:type="dxa"/>
+              <w:bottom w:w="65" w:type="dxa"/>
+              <w:right w:w="90" w:type="dxa"/>
+            </w:tcMar>
+          </w:tcPr>
+          <w:p>
+            <w:pPr>
+              <w:spacing w:after="0" w:line="259" w:lineRule="auto"/>
+            </w:pPr>
+            <w:r>
+              <w:rPr>
+                <w:rFonts w:ascii="Calibri" w:hAnsi="Calibri" w:cs="Calibri"/>
+                <w:b w:val="0"/>
+                <w:color w:val="1B365D"/>
+                <w:sz w:val="17"/>
+              </w:rPr>
+              <w:t>4.1  Transport and header hardening</w:t>
+            </w:r>
+          </w:p>
+        </w:tc>
+        <w:tc>
+          <w:tcPr>
+            <w:tcW w:w="6048" w:type="dxa"/>
+            <w:shd w:val="clear" w:color="auto" w:fill="FFFFFF"/>
+            <w:tcMar>
+              <w:top w:w="65" w:type="dxa"/>
+              <w:left w:w="90" w:type="dxa"/>
+              <w:bottom w:w="65" w:type="dxa"/>
+              <w:right w:w="90" w:type="dxa"/>
+            </w:tcMar>
+          </w:tcPr>
+          <w:p>
+            <w:pPr>
+              <w:spacing w:after="0" w:line="259" w:lineRule="auto"/>
+            </w:pPr>
+            <w:r>
+              <w:rPr>
+                <w:rFonts w:ascii="Calibri" w:hAnsi="Calibri" w:cs="Calibri"/>
+                <w:b w:val="0"/>
+                <w:color w:val="222222"/>
+                <w:sz w:val="17"/>
+              </w:rPr>
+              <w:t>SSL/TLS verification, security header and content security policy configuration, and definition of the permitted cross-origin request origins.</w:t>
+            </w:r>
+          </w:p>
+        </w:tc>
+        <w:tc>
+          <w:tcPr>
+            <w:tcW w:w="1872" w:type="dxa"/>
+            <w:shd w:val="clear" w:color="auto" w:fill="FFFFFF"/>
+            <w:tcMar>
+              <w:top w:w="65" w:type="dxa"/>
+              <w:left w:w="90" w:type="dxa"/>
+              <w:bottom w:w="65" w:type="dxa"/>
+              <w:right w:w="90" w:type="dxa"/>
+            </w:tcMar>
+          </w:tcPr>
+          <w:p>
+            <w:pPr>
+              <w:spacing w:after="0" w:line="259" w:lineRule="auto"/>
+              <w:jc w:val="right"/>
+            </w:pPr>
+            <w:r>
+              <w:rPr>
+                <w:rFonts w:ascii="Calibri" w:hAnsi="Calibri" w:cs="Calibri"/>
+                <w:b w:val="0"/>
+                <w:color w:val="222222"/>
+                <w:sz w:val="17"/>
+              </w:rPr>
+              <w:t>₱750.00</w:t>
+            </w:r>
+          </w:p>
+        </w:tc>
+      </w:tr>
+      <w:tr>
+        <w:trPr>
+          <w:jc w:val="center"/>
+        </w:trPr>
+        <w:tc>
+          <w:tcPr>
+            <w:tcW w:w="2160" w:type="dxa"/>
+            <w:shd w:val="clear" w:color="auto" w:fill="FFFFFF"/>
+            <w:tcMar>
+              <w:top w:w="65" w:type="dxa"/>
+              <w:left w:w="90" w:type="dxa"/>
+              <w:bottom w:w="65" w:type="dxa"/>
+              <w:right w:w="90" w:type="dxa"/>
+            </w:tcMar>
+          </w:tcPr>
+          <w:p>
+            <w:pPr>
+              <w:spacing w:after="0" w:line="259" w:lineRule="auto"/>
+            </w:pPr>
+            <w:r>
+              <w:rPr>
+                <w:rFonts w:ascii="Calibri" w:hAnsi="Calibri" w:cs="Calibri"/>
+                <w:b w:val="0"/>
+                <w:color w:val="1B365D"/>
+                <w:sz w:val="17"/>
+              </w:rPr>
+              <w:t>4.2  Rate-limit calibration</w:t>
+            </w:r>
+          </w:p>
+        </w:tc>
+        <w:tc>
+          <w:tcPr>
+            <w:tcW w:w="6048" w:type="dxa"/>
+            <w:shd w:val="clear" w:color="auto" w:fill="FFFFFF"/>
+            <w:tcMar>
+              <w:top w:w="65" w:type="dxa"/>
+              <w:left w:w="90" w:type="dxa"/>
+              <w:bottom w:w="65" w:type="dxa"/>
+              <w:right w:w="90" w:type="dxa"/>
+            </w:tcMar>
+          </w:tcPr>
+          <w:p>
+            <w:pPr>
+              <w:spacing w:after="0" w:line="259" w:lineRule="auto"/>
+            </w:pPr>
+            <w:r>
+              <w:rPr>
+                <w:rFonts w:ascii="Calibri" w:hAnsi="Calibri" w:cs="Calibri"/>
+                <w:b w:val="0"/>
+                <w:color w:val="222222"/>
+                <w:sz w:val="17"/>
+              </w:rPr>
+              <w:t>Configuration and verification of request rate limits for general traffic, sensitive operations, and per-user write activity.</w:t>
+            </w:r>
+          </w:p>
+        </w:tc>
+        <w:tc>
+          <w:tcPr>
+            <w:tcW w:w="1872" w:type="dxa"/>
+            <w:shd w:val="clear" w:color="auto" w:fill="FFFFFF"/>
+            <w:tcMar>
+              <w:top w:w="65" w:type="dxa"/>
+              <w:left w:w="90" w:type="dxa"/>
+              <w:bottom w:w="65" w:type="dxa"/>
+              <w:right w:w="90" w:type="dxa"/>
+            </w:tcMar>
+          </w:tcPr>
+          <w:p>
+            <w:pPr>
+              <w:spacing w:after="0" w:line="259" w:lineRule="auto"/>
+              <w:jc w:val="right"/>
+            </w:pPr>
+            <w:r>
+              <w:rPr>
+                <w:rFonts w:ascii="Calibri" w:hAnsi="Calibri" w:cs="Calibri"/>
+                <w:b w:val="0"/>
+                <w:color w:val="222222"/>
+                <w:sz w:val="17"/>
+              </w:rPr>
+              <w:t>₱500.00</w:t>
+            </w:r>
+          </w:p>
+        </w:tc>
+      </w:tr>
+      <w:tr>
+        <w:trPr>
+          <w:jc w:val="center"/>
+        </w:trPr>
+        <w:tc>
+          <w:tcPr>
+            <w:tcW w:w="2160" w:type="dxa"/>
+            <w:shd w:val="clear" w:color="auto" w:fill="FFFFFF"/>
+            <w:tcMar>
+              <w:top w:w="65" w:type="dxa"/>
+              <w:left w:w="90" w:type="dxa"/>
+              <w:bottom w:w="65" w:type="dxa"/>
+              <w:right w:w="90" w:type="dxa"/>
+            </w:tcMar>
+          </w:tcPr>
+          <w:p>
+            <w:pPr>
+              <w:spacing w:after="0" w:line="259" w:lineRule="auto"/>
+            </w:pPr>
+            <w:r>
+              <w:rPr>
+                <w:rFonts w:ascii="Calibri" w:hAnsi="Calibri" w:cs="Calibri"/>
+                <w:b w:val="0"/>
+                <w:color w:val="1B365D"/>
+                <w:sz w:val="17"/>
+              </w:rPr>
+              <w:t>4.3  Automated backup workflow</w:t>
+            </w:r>
+          </w:p>
+        </w:tc>
+        <w:tc>
+          <w:tcPr>
+            <w:tcW w:w="6048" w:type="dxa"/>
+            <w:shd w:val="clear" w:color="auto" w:fill="FFFFFF"/>
+            <w:tcMar>
+              <w:top w:w="65" w:type="dxa"/>
+              <w:left w:w="90" w:type="dxa"/>
+              <w:bottom w:w="65" w:type="dxa"/>
+              <w:right w:w="90" w:type="dxa"/>
+            </w:tcMar>
+          </w:tcPr>
+          <w:p>
+            <w:pPr>
+              <w:spacing w:after="0" w:line="259" w:lineRule="auto"/>
+            </w:pPr>
+            <w:r>
+              <w:rPr>
+                <w:rFonts w:ascii="Calibri" w:hAnsi="Calibri" w:cs="Calibri"/>
+                <w:b w:val="0"/>
+                <w:color w:val="222222"/>
+                <w:sz w:val="17"/>
+              </w:rPr>
+              <w:t>Configuration of the scheduled encrypted database backup and retention cycle, together with a restore rehearsal to confirm recoverability.</w:t>
+            </w:r>
+          </w:p>
+        </w:tc>
+        <w:tc>
+          <w:tcPr>
+            <w:tcW w:w="1872" w:type="dxa"/>
+            <w:shd w:val="clear" w:color="auto" w:fill="FFFFFF"/>
+            <w:tcMar>
+              <w:top w:w="65" w:type="dxa"/>
+              <w:left w:w="90" w:type="dxa"/>
+              <w:bottom w:w="65" w:type="dxa"/>
+              <w:right w:w="90" w:type="dxa"/>
+            </w:tcMar>
+          </w:tcPr>
+          <w:p>
+            <w:pPr>
+              <w:spacing w:after="0" w:line="259" w:lineRule="auto"/>
+              <w:jc w:val="right"/>
+            </w:pPr>
+            <w:r>
+              <w:rPr>
+                <w:rFonts w:ascii="Calibri" w:hAnsi="Calibri" w:cs="Calibri"/>
+                <w:b w:val="0"/>
+                <w:color w:val="222222"/>
+                <w:sz w:val="17"/>
+              </w:rPr>
+              <w:t>₱750.00</w:t>
+            </w:r>
+          </w:p>
+        </w:tc>
+      </w:tr>
+      <w:tr>
+        <w:trPr>
+          <w:jc w:val="center"/>
+        </w:trPr>
+        <w:tc>
+          <w:tcPr>
+            <w:tcW w:w="2160" w:type="dxa"/>
+            <w:shd w:val="clear" w:color="auto" w:fill="FFFFFF"/>
+            <w:tcMar>
+              <w:top w:w="65" w:type="dxa"/>
+              <w:left w:w="90" w:type="dxa"/>
+              <w:bottom w:w="65" w:type="dxa"/>
+              <w:right w:w="90" w:type="dxa"/>
+            </w:tcMar>
+          </w:tcPr>
+          <w:p>
+            <w:pPr>
+              <w:spacing w:after="0" w:line="259" w:lineRule="auto"/>
+            </w:pPr>
+            <w:r>
+              <w:rPr>
+                <w:rFonts w:ascii="Calibri" w:hAnsi="Calibri" w:cs="Calibri"/>
+                <w:b w:val="0"/>
+                <w:color w:val="1B365D"/>
+                <w:sz w:val="17"/>
+              </w:rPr>
+              <w:t>4.4  Security verification testing</w:t>
+            </w:r>
+          </w:p>
+        </w:tc>
+        <w:tc>
+          <w:tcPr>
+            <w:tcW w:w="6048" w:type="dxa"/>
+            <w:shd w:val="clear" w:color="auto" w:fill="FFFFFF"/>
+            <w:tcMar>
+              <w:top w:w="65" w:type="dxa"/>
+              <w:left w:w="90" w:type="dxa"/>
+              <w:bottom w:w="65" w:type="dxa"/>
+              <w:right w:w="90" w:type="dxa"/>
+            </w:tcMar>
+          </w:tcPr>
+          <w:p>
+            <w:pPr>
+              <w:spacing w:after="0" w:line="259" w:lineRule="auto"/>
+            </w:pPr>
+            <w:r>
+              <w:rPr>
+                <w:rFonts w:ascii="Calibri" w:hAnsi="Calibri" w:cs="Calibri"/>
+                <w:b w:val="0"/>
+                <w:color w:val="222222"/>
+                <w:sz w:val="17"/>
+              </w:rPr>
+              <w:t>Execution of the security test suite against the deployed environment and issuance of the findings report.</w:t>
+            </w:r>
+          </w:p>
+        </w:tc>
+        <w:tc>
+          <w:tcPr>
+            <w:tcW w:w="1872" w:type="dxa"/>
+            <w:shd w:val="clear" w:color="auto" w:fill="FFFFFF"/>
+            <w:tcMar>
+              <w:top w:w="65" w:type="dxa"/>
+              <w:left w:w="90" w:type="dxa"/>
+              <w:bottom w:w="65" w:type="dxa"/>
+              <w:right w:w="90" w:type="dxa"/>
+            </w:tcMar>
+          </w:tcPr>
+          <w:p>
+            <w:pPr>
+              <w:spacing w:after="0" w:line="259" w:lineRule="auto"/>
+              <w:jc w:val="right"/>
+            </w:pPr>
+            <w:r>
+              <w:rPr>
+                <w:rFonts w:ascii="Calibri" w:hAnsi="Calibri" w:cs="Calibri"/>
+                <w:b w:val="0"/>
+                <w:color w:val="222222"/>
+                <w:sz w:val="17"/>
+              </w:rPr>
+              <w:t>₱500.00</w:t>
+            </w:r>
+          </w:p>
+        </w:tc>
+      </w:tr>
+      <w:tr>
+        <w:trPr>
+          <w:jc w:val="center"/>
+        </w:trPr>
+        <w:tc>
+          <w:tcPr>
+            <w:tcW w:w="2160" w:type="dxa"/>
+            <w:shd w:val="clear" w:color="auto" w:fill="FFFFFF"/>
+            <w:tcMar>
+              <w:top w:w="65" w:type="dxa"/>
+              <w:left w:w="90" w:type="dxa"/>
+              <w:bottom w:w="65" w:type="dxa"/>
+              <w:right w:w="90" w:type="dxa"/>
+            </w:tcMar>
+          </w:tcPr>
+          <w:p>
+            <w:pPr>
+              <w:spacing w:after="0" w:line="259" w:lineRule="auto"/>
+            </w:pPr>
+            <w:r>
+              <w:rPr>
+                <w:rFonts w:ascii="Calibri" w:hAnsi="Calibri" w:cs="Calibri"/>
+                <w:b w:val="0"/>
+                <w:color w:val="1B365D"/>
+                <w:sz w:val="17"/>
+              </w:rPr>
+              <w:t>4.5  Pilot UAT support and defect correction</w:t>
+            </w:r>
+          </w:p>
+        </w:tc>
+        <w:tc>
+          <w:tcPr>
+            <w:tcW w:w="6048" w:type="dxa"/>
+            <w:shd w:val="clear" w:color="auto" w:fill="FFFFFF"/>
+            <w:tcMar>
+              <w:top w:w="65" w:type="dxa"/>
+              <w:left w:w="90" w:type="dxa"/>
+              <w:bottom w:w="65" w:type="dxa"/>
+              <w:right w:w="90" w:type="dxa"/>
+            </w:tcMar>
+          </w:tcPr>
+          <w:p>
+            <w:pPr>
+              <w:spacing w:after="0" w:line="259" w:lineRule="auto"/>
+            </w:pPr>
+            <w:r>
+              <w:rPr>
+                <w:rFonts w:ascii="Calibri" w:hAnsi="Calibri" w:cs="Calibri"/>
+                <w:b w:val="0"/>
+                <w:color w:val="222222"/>
+                <w:sz w:val="17"/>
+              </w:rPr>
+              <w:t>Support to institutional personnel during user acceptance testing in the pilot department, and correction of defects identified.</w:t>
+            </w:r>
+          </w:p>
+        </w:tc>
+        <w:tc>
+          <w:tcPr>
+            <w:tcW w:w="1872" w:type="dxa"/>
+            <w:shd w:val="clear" w:color="auto" w:fill="FFFFFF"/>
+            <w:tcMar>
+              <w:top w:w="65" w:type="dxa"/>
+              <w:left w:w="90" w:type="dxa"/>
+              <w:bottom w:w="65" w:type="dxa"/>
+              <w:right w:w="90" w:type="dxa"/>
+            </w:tcMar>
+          </w:tcPr>
+          <w:p>
+            <w:pPr>
+              <w:spacing w:after="0" w:line="259" w:lineRule="auto"/>
+              <w:jc w:val="right"/>
+            </w:pPr>
+            <w:r>
+              <w:rPr>
+                <w:rFonts w:ascii="Calibri" w:hAnsi="Calibri" w:cs="Calibri"/>
+                <w:b w:val="0"/>
+                <w:color w:val="222222"/>
+                <w:sz w:val="17"/>
+              </w:rPr>
+              <w:t>₱1,000.00</w:t>
+            </w:r>
+          </w:p>
+        </w:tc>
+      </w:tr>
+      <w:tr>
+        <w:trPr>
+          <w:jc w:val="center"/>
+        </w:trPr>
+        <w:tc>
+          <w:tcPr>
+            <w:tcW w:w="2160" w:type="dxa"/>
+            <w:shd w:val="clear" w:color="auto" w:fill="FFFFFF"/>
+            <w:tcMar>
+              <w:top w:w="65" w:type="dxa"/>
+              <w:left w:w="90" w:type="dxa"/>
+              <w:bottom w:w="65" w:type="dxa"/>
+              <w:right w:w="90" w:type="dxa"/>
+            </w:tcMar>
+          </w:tcPr>
+          <w:p>
+            <w:pPr>
+              <w:spacing w:after="0" w:line="259" w:lineRule="auto"/>
+            </w:pPr>
+            <w:r>
+              <w:rPr>
+                <w:rFonts w:ascii="Calibri" w:hAnsi="Calibri" w:cs="Calibri"/>
+                <w:b w:val="0"/>
+                <w:color w:val="1B365D"/>
+                <w:sz w:val="17"/>
+              </w:rPr>
+              <w:t>4.6  Twelve-month maintenance and support allowance</w:t>
+            </w:r>
+          </w:p>
+        </w:tc>
+        <w:tc>
+          <w:tcPr>
+            <w:tcW w:w="6048" w:type="dxa"/>
+            <w:shd w:val="clear" w:color="auto" w:fill="FFFFFF"/>
+            <w:tcMar>
+              <w:top w:w="65" w:type="dxa"/>
+              <w:left w:w="90" w:type="dxa"/>
+              <w:bottom w:w="65" w:type="dxa"/>
+              <w:right w:w="90" w:type="dxa"/>
+            </w:tcMar>
+          </w:tcPr>
+          <w:p>
+            <w:pPr>
+              <w:spacing w:after="0" w:line="259" w:lineRule="auto"/>
+            </w:pPr>
+            <w:r>
+              <w:rPr>
+                <w:rFonts w:ascii="Calibri" w:hAnsi="Calibri" w:cs="Calibri"/>
+                <w:b w:val="0"/>
+                <w:color w:val="222222"/>
+                <w:sz w:val="17"/>
+              </w:rPr>
+              <w:t>Allocated allowance for system updates, SSL maintenance, database optimisation, and priority technical assistance for the institution's administrator across the support period.</w:t>
+            </w:r>
+          </w:p>
+        </w:tc>
+        <w:tc>
+          <w:tcPr>
+            <w:tcW w:w="1872" w:type="dxa"/>
+            <w:shd w:val="clear" w:color="auto" w:fill="FFFFFF"/>
+            <w:tcMar>
+              <w:top w:w="65" w:type="dxa"/>
+              <w:left w:w="90" w:type="dxa"/>
+              <w:bottom w:w="65" w:type="dxa"/>
+              <w:right w:w="90" w:type="dxa"/>
+            </w:tcMar>
+          </w:tcPr>
+          <w:p>
+            <w:pPr>
+              <w:spacing w:after="0" w:line="259" w:lineRule="auto"/>
+              <w:jc w:val="right"/>
+            </w:pPr>
+            <w:r>
+              <w:rPr>
+                <w:rFonts w:ascii="Calibri" w:hAnsi="Calibri" w:cs="Calibri"/>
+                <w:b w:val="0"/>
+                <w:color w:val="222222"/>
+                <w:sz w:val="17"/>
+              </w:rPr>
+              <w:t>₱1,500.00</w:t>
             </w:r>
           </w:p>
         </w:tc>
@@ -1889,7 +3714,7 @@
             </w:pPr>
             <w:r>
               <w:rPr>
-                <w:rFonts w:ascii="Calibri" w:hAnsi="Calibri"/>
+                <w:rFonts w:ascii="Calibri" w:hAnsi="Calibri" w:cs="Calibri"/>
                 <w:b/>
                 <w:color w:val="1B365D"/>
                 <w:sz w:val="18"/>
@@ -1915,12 +3740,12 @@
             </w:pPr>
             <w:r>
               <w:rPr>
-                <w:rFonts w:ascii="Calibri" w:hAnsi="Calibri"/>
+                <w:rFonts w:ascii="Calibri" w:hAnsi="Calibri" w:cs="Calibri"/>
                 <w:b/>
                 <w:color w:val="222222"/>
                 <w:sz w:val="18"/>
               </w:rPr>
-              <w:t>Complete, turnkey institutional deployment including configuration, training, documentation, and 1-year dedicated technical support. Zero recurring platform fees.</w:t>
+              <w:t>Complete, turnkey institutional deployment covering configuration, data migration, training, documentation, and the twelve-month support allowance. Zero recurring platform fees.</w:t>
             </w:r>
           </w:p>
         </w:tc>
@@ -1942,21 +3767,12 @@
             </w:pPr>
             <w:r>
               <w:rPr>
-                <w:rFonts w:ascii="Calibri" w:hAnsi="Calibri"/>
+                <w:rFonts w:ascii="Calibri" w:hAnsi="Calibri" w:cs="Calibri"/>
                 <w:b/>
                 <w:color w:val="1B365D"/>
                 <w:sz w:val="18"/>
               </w:rPr>
-              <w:t>₱</w:t>
-            </w:r>
-            <w:r>
-              <w:rPr>
-                <w:rFonts w:ascii="Calibri" w:hAnsi="Calibri"/>
-                <w:b/>
-                <w:color w:val="1B365D"/>
-                <w:sz w:val="18"/>
-              </w:rPr>
-              <w:t>18,500.00</w:t>
+              <w:t>₱18,500.00</w:t>
             </w:r>
           </w:p>
         </w:tc>
